--- a/content-src/docx/R LRB 2007 06 21 Daljit Nagra.docx
+++ b/content-src/docx/R LRB 2007 06 21 Daljit Nagra.docx
@@ -59,26 +59,33 @@
         <w:t>At the end of David Dabydeen’s poem ‘Coolie Odyssey’ (1988), the poet, deracinated by education, distance and time from the dirt-poor ancestors he is elegising, considers his British audience:</w:t>
       </w:r>
     </w:p>
-    <w:p/>
-    <w:p>
-      <w:r>
-        <w:t>“congregations of the educated</w:t>
-      </w:r>
-    </w:p>
-    <w:p>
-      <w:r>
-        <w:t>Sipping wine, attentive between courses –</w:t>
-      </w:r>
-    </w:p>
-    <w:p>
-      <w:r>
-        <w:t>See the applause fluttering from their white hands</w:t>
-      </w:r>
-    </w:p>
-    <w:p/>
-    <w:p>
-      <w:r>
-        <w:t>Like so many messy table napkins.”</w:t>
+    <w:p>
+      <w:r>
+        <w:t xml:space="preserve">&lt;quote&gt;</w:t>
+      </w:r>
+      <w:r>
+        <w:t xml:space="preserve">congregations of the educated</w:t>
+      </w:r>
+      <w:r>
+        <w:br/>
+      </w:r>
+      <w:r>
+        <w:t xml:space="preserve">Sipping wine, attentive between courses –</w:t>
+      </w:r>
+      <w:r>
+        <w:br/>
+      </w:r>
+      <w:r>
+        <w:t xml:space="preserve">See the applause fluttering from their white hands</w:t>
+      </w:r>
+      <w:r>
+        <w:br/>
+      </w:r>
+      <w:r>
+        <w:t xml:space="preserve">Like so many messy table napkins.</w:t>
+      </w:r>
+      <w:r>
+        <w:t xml:space="preserve">&lt;/quote&gt;</w:t>
       </w:r>
     </w:p>
     <w:p/>
@@ -93,30 +100,39 @@
         <w:t>‘Coolie Odyssey’ begins:</w:t>
       </w:r>
     </w:p>
-    <w:p/>
-    <w:p>
-      <w:r>
-        <w:t>“Now that peasantry is in vogue</w:t>
-      </w:r>
-    </w:p>
-    <w:p>
-      <w:r>
-        <w:t>Poetry bubbles from peat bogs,</w:t>
-      </w:r>
-    </w:p>
-    <w:p>
-      <w:r>
-        <w:t>People strain for the old folk’s fatal gobs</w:t>
-      </w:r>
-    </w:p>
-    <w:p>
-      <w:r>
-        <w:t>Coughed up in grates North or North-East</w:t>
-      </w:r>
-    </w:p>
-    <w:p>
-      <w:r>
-        <w:t>’Tween bouts o’ livin dialect . . .”</w:t>
+    <w:p>
+      <w:r>
+        <w:t xml:space="preserve">&lt;quote&gt;</w:t>
+      </w:r>
+      <w:r>
+        <w:t xml:space="preserve">Now that peasantry is in vogue</w:t>
+      </w:r>
+      <w:r>
+        <w:br/>
+      </w:r>
+      <w:r>
+        <w:t xml:space="preserve">Poetry bubbles from peat bogs,</w:t>
+      </w:r>
+      <w:r>
+        <w:br/>
+      </w:r>
+      <w:r>
+        <w:t xml:space="preserve">People strain for the old folk’s fatal gobs</w:t>
+      </w:r>
+      <w:r>
+        <w:br/>
+      </w:r>
+      <w:r>
+        <w:t xml:space="preserve">Coughed up in grates North or North-East</w:t>
+      </w:r>
+      <w:r>
+        <w:br/>
+      </w:r>
+      <w:r>
+        <w:t xml:space="preserve">’Tween bouts o’ livin dialect . . .</w:t>
+      </w:r>
+      <w:r>
+        <w:t xml:space="preserve">&lt;/quote&gt;</w:t>
       </w:r>
     </w:p>
     <w:p/>
@@ -180,47 +196,57 @@
         <w:t xml:space="preserve"> sweetmeats’) into his mouth by female relatives. Then suddenly he breaks into unexpected alliterative distich:</w:t>
       </w:r>
     </w:p>
-    <w:p/>
-    <w:p>
-      <w:r>
-        <w:t>“Numb, I sat           necklaced in flowers,</w:t>
-      </w:r>
-    </w:p>
-    <w:p>
-      <w:r>
-        <w:t>a costumed prat           from another world,</w:t>
-      </w:r>
-    </w:p>
-    <w:p>
-      <w:r>
-        <w:t>as the cash bedded           between my lap I deadened my head inside the turban</w:t>
-      </w:r>
-    </w:p>
-    <w:p>
-      <w:r>
-        <w:t>from holy muzak           of moaning harmonium</w:t>
-      </w:r>
-    </w:p>
-    <w:p>
-      <w:r>
-        <w:t>(and buk-buk-buk           that bored me rigid),</w:t>
-      </w:r>
-    </w:p>
-    <w:p>
-      <w:r>
-        <w:lastRenderedPageBreak/>
-        <w:t>still feeling sick           when my deaf grandad</w:t>
-      </w:r>
-    </w:p>
-    <w:p>
-      <w:r>
-        <w:t>started to let rip           in fake posh-Indian:</w:t>
-      </w:r>
-    </w:p>
-    <w:p/>
-    <w:p>
-      <w:r>
-        <w:t>Who says today’s children don’t eat the old food?”</w:t>
+    <w:p>
+      <w:r>
+        <w:t xml:space="preserve">&lt;quote&gt;</w:t>
+      </w:r>
+      <w:r>
+        <w:t xml:space="preserve">Numb, I sat           necklaced in flowers,</w:t>
+      </w:r>
+      <w:r>
+        <w:br/>
+      </w:r>
+      <w:r>
+        <w:t xml:space="preserve">a costumed prat           from another world,</w:t>
+      </w:r>
+      <w:r>
+        <w:br/>
+      </w:r>
+      <w:r>
+        <w:t xml:space="preserve">as the cash bedded           between my lap I deadened my head inside the turban</w:t>
+      </w:r>
+      <w:r>
+        <w:br/>
+      </w:r>
+      <w:r>
+        <w:t xml:space="preserve">from holy muzak           of moaning harmonium</w:t>
+      </w:r>
+      <w:r>
+        <w:br/>
+      </w:r>
+      <w:r>
+        <w:t xml:space="preserve">(and buk-buk-buk           that bored me rigid),</w:t>
+      </w:r>
+      <w:r>
+        <w:br/>
+      </w:r>
+      <w:r>
+        <w:t xml:space="preserve">still feeling sick           when my deaf grandad</w:t>
+      </w:r>
+      <w:r>
+        <w:br/>
+      </w:r>
+      <w:r>
+        <w:t xml:space="preserve">started to let rip           in fake posh-Indian:</w:t>
+      </w:r>
+      <w:r>
+        <w:br/>
+      </w:r>
+      <w:r>
+        <w:t xml:space="preserve">Who says today’s children don’t eat the old food?</w:t>
+      </w:r>
+      <w:r>
+        <w:t xml:space="preserve">&lt;/quote&gt;</w:t>
       </w:r>
     </w:p>
     <w:p/>
@@ -256,20 +282,27 @@
         <w:t>Similarly, in ‘Rapinder Slips into Tongues . . .’, Rapinder, the Sikh-born narrator, is telling his Catholic schoolteacher that he instinctively joined in the Hail Marys when watching the film Amar, Akbar, Anthony, causing his father to freak out. He describes his father as</w:t>
       </w:r>
     </w:p>
-    <w:p/>
-    <w:p>
-      <w:r>
-        <w:t>“shouting in ‘our’ language</w:t>
-      </w:r>
-    </w:p>
-    <w:p>
-      <w:r>
-        <w:t>Vut idiot! If you vunt to call on Gud,</w:t>
-      </w:r>
-    </w:p>
-    <w:p>
-      <w:r>
-        <w:t>call anytime on anyvun of our ten gurus . . .”</w:t>
+    <w:p>
+      <w:r>
+        <w:t xml:space="preserve">&lt;quote&gt;</w:t>
+      </w:r>
+      <w:r>
+        <w:t xml:space="preserve">shouting in ‘our’ language</w:t>
+      </w:r>
+      <w:r>
+        <w:br/>
+      </w:r>
+      <w:r>
+        <w:t xml:space="preserve">Vut idiot! If you vunt to call on Gud,</w:t>
+      </w:r>
+      <w:r>
+        <w:br/>
+      </w:r>
+      <w:r>
+        <w:t xml:space="preserve">call anytime on anyvun of our ten gurus . . .</w:t>
+      </w:r>
+      <w:r>
+        <w:t xml:space="preserve">&lt;/quote&gt;</w:t>
       </w:r>
     </w:p>
     <w:p/>
@@ -312,47 +345,57 @@
         <w:t>t One (including the working-class Scottish writer Carol Ann Duffy) and Part Two offers ‘Poems from Other Cultures and Traditions’ (including several coloured writers, but also, confusingly, the working-class Scot Tom Leonard). Seamus Heaney – who isn’t British and doesn’t live in Britain – is in Part One. Nagra’s character Kabba takes this on:</w:t>
       </w:r>
     </w:p>
-    <w:p/>
-    <w:p>
-      <w:r>
-        <w:t xml:space="preserve">          “For Part 2, us</w:t>
-      </w:r>
-    </w:p>
-    <w:p>
-      <w:r>
-        <w:t>as a bunch of Gunga Dins ju group, ‘Poems</w:t>
-      </w:r>
-    </w:p>
-    <w:p/>
-    <w:p>
-      <w:r>
-        <w:t>from Udder Cultures</w:t>
-      </w:r>
-    </w:p>
-    <w:p>
-      <w:r>
-        <w:t>and Traditions’. ‘Udder’ is all</w:t>
-      </w:r>
-    </w:p>
-    <w:p>
+    <w:p>
+      <w:r>
+        <w:t xml:space="preserve">&lt;quote&gt;</w:t>
+      </w:r>
+      <w:r>
+        <w:t xml:space="preserve">          For Part 2, us</w:t>
+      </w:r>
+      <w:r>
+        <w:br/>
+      </w:r>
+      <w:r>
+        <w:t xml:space="preserve">as a bunch of Gunga Dins ju group, ‘Poems</w:t>
+      </w:r>
+      <w:r>
+        <w:br/>
+      </w:r>
+      <w:r>
+        <w:t xml:space="preserve">from Udder Cultures</w:t>
+      </w:r>
+      <w:r>
+        <w:br/>
+      </w:r>
+      <w:r>
+        <w:t xml:space="preserve">and Traditions’. ‘Udder’ is all</w:t>
+      </w:r>
+      <w:r>
+        <w:br/>
+      </w:r>
       <w:r>
         <w:t xml:space="preserve">          vee are to yoo, to dis cuntry –</w:t>
       </w:r>
-    </w:p>
-    <w:p>
+      <w:r>
+        <w:br/>
+      </w:r>
       <w:r>
         <w:t xml:space="preserve">                    ‘Udder’? To my son’s kabbadi</w:t>
       </w:r>
-    </w:p>
-    <w:p>
+      <w:r>
+        <w:br/>
+      </w:r>
       <w:r>
         <w:t xml:space="preserve">                              posseee, alll</w:t>
       </w:r>
-    </w:p>
-    <w:p/>
-    <w:p>
-      <w:r>
-        <w:t xml:space="preserve">          yor poets are ‘Udder’!”</w:t>
+      <w:r>
+        <w:br/>
+      </w:r>
+      <w:r>
+        <w:t xml:space="preserve">          yor poets are ‘Udder’!</w:t>
+      </w:r>
+      <w:r>
+        <w:t xml:space="preserve">&lt;/quote&gt;</w:t>
       </w:r>
     </w:p>
     <w:p/>
@@ -361,61 +404,72 @@
         <w:t>After having a fine old time assaulting the patronising cultural guff of the well-meaning ‘free-minding’ teacher, Kabba turns on his own creator:</w:t>
       </w:r>
     </w:p>
-    <w:p/>
-    <w:p>
-      <w:r>
-        <w:t>“Yoo teachers are like</w:t>
-      </w:r>
-    </w:p>
-    <w:p>
-      <w:r>
-        <w:lastRenderedPageBreak/>
-        <w:t>dis Dalgit-Bulram mickeying</w:t>
-      </w:r>
-    </w:p>
-    <w:p>
+    <w:p>
+      <w:r>
+        <w:t xml:space="preserve">&lt;quote&gt;</w:t>
+      </w:r>
+      <w:r>
+        <w:t xml:space="preserve">Yoo teachers are like</w:t>
+      </w:r>
+      <w:r>
+        <w:br/>
+      </w:r>
+      <w:r>
+        <w:t xml:space="preserve">dis Dalgit-Bulram mickeying</w:t>
+      </w:r>
+      <w:r>
+        <w:br/>
+      </w:r>
       <w:r>
         <w:t xml:space="preserve">                    of me as Kabba . . .</w:t>
       </w:r>
-    </w:p>
-    <w:p>
+      <w:r>
+        <w:br/>
+      </w:r>
       <w:r>
         <w:t xml:space="preserve">                              . . . So vut di coconut do – too shy to uze</w:t>
       </w:r>
-    </w:p>
-    <w:p/>
-    <w:p>
-      <w:r>
-        <w:t>his voice, he plot me</w:t>
-      </w:r>
-    </w:p>
-    <w:p>
-      <w:r>
-        <w:t>as ‘funny’, or a type, even vurse –</w:t>
-      </w:r>
-    </w:p>
-    <w:p>
+      <w:r>
+        <w:br/>
+      </w:r>
+      <w:r>
+        <w:t xml:space="preserve">his voice, he plot me</w:t>
+      </w:r>
+      <w:r>
+        <w:br/>
+      </w:r>
+      <w:r>
+        <w:t xml:space="preserve">as ‘funny’, or a type, even vurse –</w:t>
+      </w:r>
+      <w:r>
+        <w:br/>
+      </w:r>
       <w:r>
         <w:t xml:space="preserve">so hee is </w:t>
       </w:r>
       <w:r>
-        <w:t>uzed in British antologies –</w:t>
-      </w:r>
-    </w:p>
-    <w:p>
+        <w:t xml:space="preserve">uzed in British antologies –</w:t>
+      </w:r>
+      <w:r>
+        <w:br/>
+      </w:r>
       <w:r>
         <w:t xml:space="preserve">          he hide in dis whitey ‘fantum’</w:t>
       </w:r>
-    </w:p>
-    <w:p>
+      <w:r>
+        <w:br/>
+      </w:r>
       <w:r>
         <w:t xml:space="preserve">                    English, blacked,</w:t>
       </w:r>
-    </w:p>
-    <w:p/>
-    <w:p>
-      <w:r>
-        <w:t xml:space="preserve">                              to make me sound ‘poreign’!”</w:t>
+      <w:r>
+        <w:br/>
+      </w:r>
+      <w:r>
+        <w:t xml:space="preserve">                              to make me sound ‘poreign’!</w:t>
+      </w:r>
+      <w:r>
+        <w:t xml:space="preserve">&lt;/quote&gt;</w:t>
       </w:r>
     </w:p>
     <w:p/>

--- a/content-src/docx/R LRB 2007 06 21 Daljit Nagra.docx
+++ b/content-src/docx/R LRB 2007 06 21 Daljit Nagra.docx
@@ -530,35 +530,45 @@
         <w:t>In Heaney’s ‘Digging’, the poet takes up his pen as his rural forefathers took up spade and hoe. In Nagra’s ‘Digging’, the narrator’s sense of not being rooted in any culture – neither rose nor cardamom – leads him to dig, not into Heaney’s fertile ancestral soil, but into his own flesh, with a Stanley knife, eliciting</w:t>
       </w:r>
     </w:p>
-    <w:p/>
-    <w:p>
-      <w:r>
-        <w:t xml:space="preserve">         “ a cry from some of myself.</w:t>
-      </w:r>
-    </w:p>
-    <w:p>
-      <w:r>
-        <w:t>So this is me. This</w:t>
-      </w:r>
-    </w:p>
-    <w:p>
-      <w:r>
-        <w:t>jameen. This meat</w:t>
-      </w:r>
-    </w:p>
-    <w:p>
-      <w:r>
-        <w:t>for which I war</w:t>
-      </w:r>
-    </w:p>
-    <w:p>
-      <w:r>
-        <w:t>myself.</w:t>
-      </w:r>
-    </w:p>
-    <w:p>
-      <w:r>
-        <w:t>This.”</w:t>
+    <w:p>
+      <w:r>
+        <w:t xml:space="preserve">&lt;quote&gt;</w:t>
+      </w:r>
+      <w:r>
+        <w:t xml:space="preserve">         a cry from some of myself.</w:t>
+      </w:r>
+      <w:r>
+        <w:br/>
+      </w:r>
+      <w:r>
+        <w:t xml:space="preserve">So this is me. This</w:t>
+      </w:r>
+      <w:r>
+        <w:br/>
+      </w:r>
+      <w:r>
+        <w:t xml:space="preserve">jameen. This meat</w:t>
+      </w:r>
+      <w:r>
+        <w:br/>
+      </w:r>
+      <w:r>
+        <w:t xml:space="preserve">for which I war</w:t>
+      </w:r>
+      <w:r>
+        <w:br/>
+      </w:r>
+      <w:r>
+        <w:t xml:space="preserve">myself.</w:t>
+      </w:r>
+      <w:r>
+        <w:br/>
+      </w:r>
+      <w:r>
+        <w:t xml:space="preserve">This.</w:t>
+      </w:r>
+      <w:r>
+        <w:t xml:space="preserve">&lt;/quote&gt;</w:t>
       </w:r>
     </w:p>
     <w:p/>

--- a/content-src/docx/R LRB 2007 06 21 Daljit Nagra.docx
+++ b/content-src/docx/R LRB 2007 06 21 Daljit Nagra.docx
@@ -51,6 +51,11 @@
           <w:color w:val="121212"/>
         </w:rPr>
         <w:t>&lt;/details&gt;</w:t>
+      </w:r>
+    </w:p>
+    <w:p>
+      <w:r>
+        <w:t xml:space="preserve">&lt;category&gt;poetry&lt;/category&gt;</w:t>
       </w:r>
     </w:p>
     <w:p/>

--- a/content-src/docx/R LRB 2007 06 21 Daljit Nagra.docx
+++ b/content-src/docx/R LRB 2007 06 21 Daljit Nagra.docx
@@ -134,7 +134,7 @@
         <w:br/>
       </w:r>
       <w:r>
-        <w:t xml:space="preserve">’Tween bouts o’ livin dialect . . .</w:t>
+        <w:t xml:space="preserve">’Tween bouts o’ livin dialect…</w:t>
       </w:r>
       <w:r>
         <w:t xml:space="preserve">&lt;/quote&gt;</w:t>
@@ -177,10 +177,10 @@
     <w:p/>
     <w:p>
       <w:r>
-        <w:t>But Nagra employs a self-critical metacommentary across the collection which anticipates and argues with these reactions, while deliberately not resolving them. In ‘Booking Khan Singh Kumar’, for example, he directly asks the audience whose applause he seeks: ‘Did you make me for the gap in the market/Did I make me for the gap in the market . . . Can I cream off awards from your melting-pot phase . . . Do you medal yourselves when you meddle with my type.’ There is a tart honesty here about the opportunitie</w:t>
-      </w:r>
-      <w:r>
-        <w:t>s for a poet who can turn racial difference into entertainment: who can, so to speak, make the right noises. And while the questions asked are sarcastic, even angry, the conclusion offers a regretful confession: ‘More than your shell-like, your clack applause/What bothers is whether you’ll boo me if I balls . . .’</w:t>
+        <w:t>But Nagra employs a self-critical metacommentary across the collection which anticipates and argues with these reactions, while deliberately not resolving them. In ‘Booking Khan Singh Kumar’, for example, he directly asks the audience whose applause he seeks: ‘Did you make me for the gap in the market/Did I make me for the gap in the market… Can I cream off awards from your melting-pot phase… Do you medal yourselves when you meddle with my type.’ There is a tart honesty here about the opportunitie</w:t>
+      </w:r>
+      <w:r>
+        <w:t>s for a poet who can turn racial difference into entertainment: who can, so to speak, make the right noises. And while the questions asked are sarcastic, even angry, the conclusion offers a regretful confession: ‘More than your shell-like, your clack applause/What bothers is whether you’ll boo me if I balls…’</w:t>
       </w:r>
     </w:p>
     <w:p/>
@@ -284,7 +284,7 @@
     <w:p/>
     <w:p>
       <w:r>
-        <w:t>Similarly, in ‘Rapinder Slips into Tongues . . .’, Rapinder, the Sikh-born narrator, is telling his Catholic schoolteacher that he instinctively joined in the Hail Marys when watching the film Amar, Akbar, Anthony, causing his father to freak out. He describes his father as</w:t>
+        <w:t>Similarly, in ‘Rapinder Slips into Tongues…’, Rapinder, the Sikh-born narrator, is telling his Catholic schoolteacher that he instinctively joined in the Hail Marys when watching the film Amar, Akbar, Anthony, causing his father to freak out. He describes his father as</w:t>
       </w:r>
     </w:p>
     <w:p>
@@ -304,7 +304,7 @@
         <w:br/>
       </w:r>
       <w:r>
-        <w:t xml:space="preserve">call anytime on anyvun of our ten gurus . . .</w:t>
+        <w:t xml:space="preserve">call anytime on anyvun of our ten gurus…</w:t>
       </w:r>
       <w:r>
         <w:t xml:space="preserve">&lt;/quote&gt;</w:t>
@@ -344,7 +344,7 @@
         <w:t>Bulram</w:t>
       </w:r>
       <w:r>
-        <w:t>, a snobbish but baffled character (one of several here), is partly a self-criticism of Nagra himself, who has read the English canon but no Punjabi poetry, and who sprinkles his work with epigraphs, allusions and references (to Matthew Arnold, Shakespeare, Kipling, Heaney, Orwell). In the exorbitantly titled ‘Kabba Questions the Ontology of Representation, the Catch 22 for “Black” Writers . . .’, a father takes to task – with some justice – the GCSE poetry anthology in which canonical figures appear in Par</w:t>
+        <w:t>, a snobbish but baffled character (one of several here), is partly a self-criticism of Nagra himself, who has read the English canon but no Punjabi poetry, and who sprinkles his work with epigraphs, allusions and references (to Matthew Arnold, Shakespeare, Kipling, Heaney, Orwell). In the exorbitantly titled ‘Kabba Questions the Ontology of Representation, the Catch 22 for “Black” Writers…’, a father takes to task – with some justice – the GCSE poetry anthology in which canonical figures appear in Par</w:t>
       </w:r>
       <w:r>
         <w:t>t One (including the working-class Scottish writer Carol Ann Duffy) and Part Two offers ‘Poems from Other Cultures and Traditions’ (including several coloured writers, but also, confusingly, the working-class Scot Tom Leonard). Seamus Heaney – who isn’t British and doesn’t live in Britain – is in Part One. Nagra’s character Kabba takes this on:</w:t>
@@ -426,13 +426,13 @@
         <w:br/>
       </w:r>
       <w:r>
-        <w:t xml:space="preserve">                    of me as Kabba . . .</w:t>
-      </w:r>
-      <w:r>
-        <w:br/>
-      </w:r>
-      <w:r>
-        <w:t xml:space="preserve">                              . . . So vut di coconut do – too shy to uze</w:t>
+        <w:t xml:space="preserve">                    of me as Kabba… </w:t>
+      </w:r>
+      <w:r>
+        <w:br/>
+      </w:r>
+      <w:r>
+        <w:t xml:space="preserve">                            … So vut di coconut do – too shy to uze</w:t>
       </w:r>
       <w:r>
         <w:br/>
@@ -492,7 +492,7 @@
     <w:p/>
     <w:p>
       <w:r>
-        <w:t>What Nagra does feel he has taken specifically from working-class Punjabi culture is a noisy excitement; in an interview he has said: ‘When in doubt, use an exclamation mark . . . English poetry is really quiet</w:t>
+        <w:t>What Nagra does feel he has taken specifically from working-class Punjabi culture is a noisy excitement; in an interview he has said: ‘When in doubt, use an exclamation mark… English poetry is really quiet</w:t>
       </w:r>
       <w:r>
         <w:t>, isn’t it? Really calm. Mine is full-on. These poems don’t whisper, they shout. The characters are frenetic and hectic, because that’s the way I remember my community.’ Of the 31 titles in Look We Have Coming to Dover!, nine contain an exclamation mark. Furthermore, there is a refreshing lack of propriety in the twisted language and cartoonish comedy of several pieces; as Nagra has said, ‘it feels liberating and wonderful that Faber should want to take on a book that contains such silly stories</w:t>
